--- a/public/templates/01_raw/qc_raw_powder_report.docx
+++ b/public/templates/01_raw/qc_raw_powder_report.docx
@@ -1,6 +1,6 @@
 
 <file path=word/document.xml><?xml version="1.0" encoding="utf-8"?>
-<w:document xmlns:wpc="http://schemas.microsoft.com/office/word/2010/wordprocessingCanvas" xmlns:cx="http://schemas.microsoft.com/office/drawing/2014/chartex" xmlns:cx1="http://schemas.microsoft.com/office/drawing/2015/9/8/chartex" xmlns:cx2="http://schemas.microsoft.com/office/drawing/2015/10/21/chartex" xmlns:cx3="http://schemas.microsoft.com/office/drawing/2016/5/9/chartex" xmlns:cx4="http://schemas.microsoft.com/office/drawing/2016/5/10/chartex" xmlns:cx5="http://schemas.microsoft.com/office/drawing/2016/5/11/chartex" xmlns:cx6="http://schemas.microsoft.com/office/drawing/2016/5/12/chartex" xmlns:cx7="http://schemas.microsoft.com/office/drawing/2016/5/13/chartex" xmlns:cx8="http://schemas.microsoft.com/office/drawing/2016/5/14/chartex" xmlns:mc="http://schemas.openxmlformats.org/markup-compatibility/2006" xmlns:aink="http://schemas.microsoft.com/office/drawing/2016/ink" xmlns:am3d="http://schemas.microsoft.com/office/drawing/2017/model3d" xmlns:o="urn:schemas-microsoft-com:office:office" xmlns:oel="http://schemas.microsoft.com/office/2019/extlst" xmlns:r="http://schemas.openxmlformats.org/officeDocument/2006/relationships" xmlns:m="http://schemas.openxmlformats.org/officeDocument/2006/math" xmlns:v="urn:schemas-microsoft-com:vml" xmlns:wp14="http://schemas.microsoft.com/office/word/2010/wordprocessingDrawing" xmlns:wp="http://schemas.openxmlformats.org/drawingml/2006/wordprocessingDrawing" xmlns:w10="urn:schemas-microsoft-com:office:word" xmlns:w="http://schemas.openxmlformats.org/wordprocessingml/2006/main" xmlns:w14="http://schemas.microsoft.com/office/word/2010/wordml" xmlns:w15="http://schemas.microsoft.com/office/word/2012/wordml" xmlns:w16cex="http://schemas.microsoft.com/office/word/2018/wordml/cex" xmlns:w16cid="http://schemas.microsoft.com/office/word/2016/wordml/cid" xmlns:w16="http://schemas.microsoft.com/office/word/2018/wordml" xmlns:w16du="http://schemas.microsoft.com/office/word/2023/wordml/word16du" xmlns:w16sdtdh="http://schemas.microsoft.com/office/word/2020/wordml/sdtdatahash" xmlns:w16sdtfl="http://schemas.microsoft.com/office/word/2024/wordml/sdtformatlock" xmlns:w16se="http://schemas.microsoft.com/office/word/2015/wordml/symex" xmlns:wpg="http://schemas.microsoft.com/office/word/2010/wordprocessingGroup" xmlns:wpi="http://schemas.microsoft.com/office/word/2010/wordprocessingInk" xmlns:wne="http://schemas.microsoft.com/office/word/2006/wordml" xmlns:wps="http://schemas.microsoft.com/office/word/2010/wordprocessingShape" mc:Ignorable="w14 w15 w16se w16cid w16 w16cex w16sdtdh w16sdtfl w16du wp14">
+<w:document xmlns:wpc="http://schemas.microsoft.com/office/word/2010/wordprocessingCanvas" xmlns:cx="http://schemas.microsoft.com/office/drawing/2014/chartex" xmlns:mc="http://schemas.openxmlformats.org/markup-compatibility/2006" xmlns:o="urn:schemas-microsoft-com:office:office" xmlns:r="http://schemas.openxmlformats.org/officeDocument/2006/relationships" xmlns:m="http://schemas.openxmlformats.org/officeDocument/2006/math" xmlns:v="urn:schemas-microsoft-com:vml" xmlns:wp14="http://schemas.microsoft.com/office/word/2010/wordprocessingDrawing" xmlns:wp="http://schemas.openxmlformats.org/drawingml/2006/wordprocessingDrawing" xmlns:w10="urn:schemas-microsoft-com:office:word" xmlns:w="http://schemas.openxmlformats.org/wordprocessingml/2006/main" xmlns:w14="http://schemas.microsoft.com/office/word/2010/wordml" xmlns:w15="http://schemas.microsoft.com/office/word/2012/wordml" xmlns:w16se="http://schemas.microsoft.com/office/word/2015/wordml/symex" xmlns:wpg="http://schemas.microsoft.com/office/word/2010/wordprocessingGroup" xmlns:wpi="http://schemas.microsoft.com/office/word/2010/wordprocessingInk" xmlns:wne="http://schemas.microsoft.com/office/word/2006/wordml" xmlns:wps="http://schemas.microsoft.com/office/word/2010/wordprocessingShape" mc:Ignorable="w14 w15 w16se wp14">
   <w:body>
     <w:tbl>
       <w:tblPr>
@@ -603,10 +603,13 @@
             <w:pPr>
               <w:pStyle w:val="s0"/>
               <w:jc w:val="center"/>
-            </w:pPr>
-            <w:r>
-              <w:rPr>
-                <w:rFonts w:ascii="맑은 고딕" w:eastAsia="맑은 고딕" w:cs="맑은 고딕"/>
+              <w:rPr>
+                <w:rFonts w:asciiTheme="minorEastAsia" w:eastAsiaTheme="minorEastAsia" w:hAnsiTheme="minorEastAsia"/>
+              </w:rPr>
+            </w:pPr>
+            <w:r>
+              <w:rPr>
+                <w:rFonts w:asciiTheme="minorEastAsia" w:eastAsiaTheme="minorEastAsia" w:hAnsiTheme="minorEastAsia" w:cs="맑은 고딕"/>
                 <w:sz w:val="20"/>
                 <w:szCs w:val="20"/>
               </w:rPr>
@@ -614,7 +617,7 @@
             </w:r>
             <w:r>
               <w:rPr>
-                <w:rFonts w:ascii="맑은 고딕" w:eastAsia="맑은 고딕" w:cs="맑은 고딕" w:hint="eastAsia"/>
+                <w:rFonts w:asciiTheme="minorEastAsia" w:eastAsiaTheme="minorEastAsia" w:hAnsiTheme="minorEastAsia" w:cs="맑은 고딕" w:hint="eastAsia"/>
                 <w:sz w:val="20"/>
                 <w:szCs w:val="20"/>
               </w:rPr>
@@ -622,7 +625,7 @@
             </w:r>
             <w:r>
               <w:rPr>
-                <w:rFonts w:ascii="맑은 고딕" w:eastAsia="맑은 고딕" w:cs="맑은 고딕"/>
+                <w:rFonts w:asciiTheme="minorEastAsia" w:eastAsiaTheme="minorEastAsia" w:hAnsiTheme="minorEastAsia" w:cs="맑은 고딕"/>
                 <w:sz w:val="20"/>
                 <w:szCs w:val="20"/>
               </w:rPr>
@@ -646,10 +649,13 @@
             <w:pPr>
               <w:pStyle w:val="s0"/>
               <w:jc w:val="center"/>
-            </w:pPr>
-            <w:r>
-              <w:rPr>
-                <w:rFonts w:ascii="맑은 고딕" w:eastAsia="맑은 고딕" w:cs="맑은 고딕" w:hint="eastAsia"/>
+              <w:rPr>
+                <w:rFonts w:asciiTheme="minorEastAsia" w:eastAsiaTheme="minorEastAsia" w:hAnsiTheme="minorEastAsia"/>
+              </w:rPr>
+            </w:pPr>
+            <w:r>
+              <w:rPr>
+                <w:rFonts w:asciiTheme="minorEastAsia" w:eastAsiaTheme="minorEastAsia" w:hAnsiTheme="minorEastAsia" w:cs="맑은 고딕" w:hint="eastAsia"/>
                 <w:sz w:val="20"/>
                 <w:szCs w:val="20"/>
               </w:rPr>
@@ -657,7 +663,7 @@
             </w:r>
             <w:r>
               <w:rPr>
-                <w:rFonts w:ascii="맑은 고딕" w:eastAsia="맑은 고딕" w:cs="맑은 고딕"/>
+                <w:rFonts w:asciiTheme="minorEastAsia" w:eastAsiaTheme="minorEastAsia" w:hAnsiTheme="minorEastAsia" w:cs="맑은 고딕"/>
                 <w:sz w:val="20"/>
                 <w:szCs w:val="20"/>
               </w:rPr>
@@ -665,7 +671,7 @@
             </w:r>
             <w:r>
               <w:rPr>
-                <w:rFonts w:ascii="맑은 고딕" w:eastAsia="맑은 고딕" w:cs="맑은 고딕" w:hint="eastAsia"/>
+                <w:rFonts w:asciiTheme="minorEastAsia" w:eastAsiaTheme="minorEastAsia" w:hAnsiTheme="minorEastAsia" w:cs="맑은 고딕" w:hint="eastAsia"/>
                 <w:sz w:val="20"/>
                 <w:szCs w:val="20"/>
               </w:rPr>
@@ -673,7 +679,7 @@
             </w:r>
             <w:r>
               <w:rPr>
-                <w:rFonts w:ascii="맑은 고딕" w:eastAsia="맑은 고딕" w:cs="맑은 고딕"/>
+                <w:rFonts w:asciiTheme="minorEastAsia" w:eastAsiaTheme="minorEastAsia" w:hAnsiTheme="minorEastAsia" w:cs="맑은 고딕"/>
                 <w:sz w:val="20"/>
                 <w:szCs w:val="20"/>
               </w:rPr>
@@ -681,7 +687,7 @@
             </w:r>
             <w:r>
               <w:rPr>
-                <w:rFonts w:ascii="맑은 고딕" w:eastAsia="맑은 고딕" w:cs="맑은 고딕" w:hint="eastAsia"/>
+                <w:rFonts w:asciiTheme="minorEastAsia" w:eastAsiaTheme="minorEastAsia" w:hAnsiTheme="minorEastAsia" w:cs="맑은 고딕" w:hint="eastAsia"/>
                 <w:sz w:val="20"/>
                 <w:szCs w:val="20"/>
               </w:rPr>
@@ -705,6 +711,9 @@
             <w:pPr>
               <w:pStyle w:val="s0"/>
               <w:jc w:val="center"/>
+              <w:rPr>
+                <w:rFonts w:asciiTheme="minorEastAsia" w:eastAsiaTheme="minorEastAsia" w:hAnsiTheme="minorEastAsia"/>
+              </w:rPr>
             </w:pPr>
           </w:p>
         </w:tc>
@@ -724,10 +733,13 @@
             <w:pPr>
               <w:pStyle w:val="s0"/>
               <w:jc w:val="center"/>
-            </w:pPr>
-            <w:r>
-              <w:rPr>
-                <w:rFonts w:ascii="맑은 고딕" w:eastAsia="맑은 고딕" w:cs="맑은 고딕" w:hint="eastAsia"/>
+              <w:rPr>
+                <w:rFonts w:asciiTheme="minorEastAsia" w:eastAsiaTheme="minorEastAsia" w:hAnsiTheme="minorEastAsia"/>
+              </w:rPr>
+            </w:pPr>
+            <w:r>
+              <w:rPr>
+                <w:rFonts w:asciiTheme="minorEastAsia" w:eastAsiaTheme="minorEastAsia" w:hAnsiTheme="minorEastAsia" w:cs="맑은 고딕" w:hint="eastAsia"/>
                 <w:sz w:val="20"/>
                 <w:szCs w:val="20"/>
               </w:rPr>
@@ -735,7 +747,7 @@
             </w:r>
             <w:r>
               <w:rPr>
-                <w:rFonts w:ascii="맑은 고딕" w:eastAsia="맑은 고딕" w:cs="맑은 고딕"/>
+                <w:rFonts w:asciiTheme="minorEastAsia" w:eastAsiaTheme="minorEastAsia" w:hAnsiTheme="minorEastAsia" w:cs="맑은 고딕"/>
                 <w:sz w:val="20"/>
                 <w:szCs w:val="20"/>
               </w:rPr>
@@ -743,7 +755,7 @@
             </w:r>
             <w:r>
               <w:rPr>
-                <w:rFonts w:ascii="맑은 고딕" w:eastAsia="맑은 고딕" w:cs="맑은 고딕" w:hint="eastAsia"/>
+                <w:rFonts w:asciiTheme="minorEastAsia" w:eastAsiaTheme="minorEastAsia" w:hAnsiTheme="minorEastAsia" w:cs="맑은 고딕" w:hint="eastAsia"/>
                 <w:sz w:val="20"/>
                 <w:szCs w:val="20"/>
               </w:rPr>
@@ -751,7 +763,7 @@
             </w:r>
             <w:r>
               <w:rPr>
-                <w:rFonts w:ascii="맑은 고딕" w:eastAsia="맑은 고딕" w:cs="맑은 고딕"/>
+                <w:rFonts w:asciiTheme="minorEastAsia" w:eastAsiaTheme="minorEastAsia" w:hAnsiTheme="minorEastAsia" w:cs="맑은 고딕"/>
                 <w:sz w:val="20"/>
                 <w:szCs w:val="20"/>
               </w:rPr>
@@ -759,7 +771,7 @@
             </w:r>
             <w:r>
               <w:rPr>
-                <w:rFonts w:ascii="맑은 고딕" w:eastAsia="맑은 고딕" w:cs="맑은 고딕" w:hint="eastAsia"/>
+                <w:rFonts w:asciiTheme="minorEastAsia" w:eastAsiaTheme="minorEastAsia" w:hAnsiTheme="minorEastAsia" w:cs="맑은 고딕" w:hint="eastAsia"/>
                 <w:sz w:val="20"/>
                 <w:szCs w:val="20"/>
               </w:rPr>
@@ -767,7 +779,7 @@
             </w:r>
             <w:r>
               <w:rPr>
-                <w:rFonts w:ascii="맑은 고딕" w:eastAsia="맑은 고딕" w:cs="맑은 고딕"/>
+                <w:rFonts w:asciiTheme="minorEastAsia" w:eastAsiaTheme="minorEastAsia" w:hAnsiTheme="minorEastAsia" w:cs="맑은 고딕"/>
                 <w:sz w:val="20"/>
                 <w:szCs w:val="20"/>
               </w:rPr>
@@ -775,7 +787,7 @@
             </w:r>
             <w:r>
               <w:rPr>
-                <w:rFonts w:ascii="맑은 고딕" w:eastAsia="맑은 고딕" w:cs="맑은 고딕" w:hint="eastAsia"/>
+                <w:rFonts w:asciiTheme="minorEastAsia" w:eastAsiaTheme="minorEastAsia" w:hAnsiTheme="minorEastAsia" w:cs="맑은 고딕" w:hint="eastAsia"/>
                 <w:sz w:val="20"/>
                 <w:szCs w:val="20"/>
               </w:rPr>
@@ -799,10 +811,13 @@
             <w:pPr>
               <w:pStyle w:val="s0"/>
               <w:jc w:val="center"/>
-            </w:pPr>
-            <w:r>
-              <w:rPr>
-                <w:rFonts w:ascii="맑은 고딕" w:eastAsia="맑은 고딕" w:cs="맑은 고딕"/>
+              <w:rPr>
+                <w:rFonts w:asciiTheme="minorEastAsia" w:eastAsiaTheme="minorEastAsia" w:hAnsiTheme="minorEastAsia"/>
+              </w:rPr>
+            </w:pPr>
+            <w:r>
+              <w:rPr>
+                <w:rFonts w:asciiTheme="minorEastAsia" w:eastAsiaTheme="minorEastAsia" w:hAnsiTheme="minorEastAsia" w:cs="맑은 고딕"/>
                 <w:sz w:val="20"/>
                 <w:szCs w:val="20"/>
               </w:rPr>
@@ -810,7 +825,7 @@
             </w:r>
             <w:r>
               <w:rPr>
-                <w:rFonts w:ascii="맑은 고딕" w:eastAsia="맑은 고딕" w:cs="맑은 고딕" w:hint="eastAsia"/>
+                <w:rFonts w:asciiTheme="minorEastAsia" w:eastAsiaTheme="minorEastAsia" w:hAnsiTheme="minorEastAsia" w:cs="맑은 고딕" w:hint="eastAsia"/>
                 <w:sz w:val="20"/>
                 <w:szCs w:val="20"/>
               </w:rPr>
@@ -818,7 +833,7 @@
             </w:r>
             <w:r>
               <w:rPr>
-                <w:rFonts w:ascii="맑은 고딕" w:eastAsia="맑은 고딕" w:cs="맑은 고딕"/>
+                <w:rFonts w:asciiTheme="minorEastAsia" w:eastAsiaTheme="minorEastAsia" w:hAnsiTheme="minorEastAsia" w:cs="맑은 고딕"/>
                 <w:sz w:val="20"/>
                 <w:szCs w:val="20"/>
               </w:rPr>
@@ -929,12 +944,14 @@
               <w:pStyle w:val="s0"/>
               <w:jc w:val="center"/>
               <w:rPr>
-                <w:sz w:val="20"/>
-                <w:szCs w:val="20"/>
-              </w:rPr>
-            </w:pPr>
-            <w:r>
-              <w:rPr>
+                <w:rFonts w:asciiTheme="minorEastAsia" w:eastAsiaTheme="minorEastAsia" w:hAnsiTheme="minorEastAsia"/>
+                <w:sz w:val="20"/>
+                <w:szCs w:val="20"/>
+              </w:rPr>
+            </w:pPr>
+            <w:r>
+              <w:rPr>
+                <w:rFonts w:asciiTheme="minorEastAsia" w:eastAsiaTheme="minorEastAsia" w:hAnsiTheme="minorEastAsia"/>
                 <w:sz w:val="20"/>
                 <w:szCs w:val="20"/>
               </w:rPr>
@@ -942,7 +959,7 @@
             </w:r>
             <w:r>
               <w:rPr>
-                <w:rFonts w:hint="eastAsia"/>
+                <w:rFonts w:asciiTheme="minorEastAsia" w:eastAsiaTheme="minorEastAsia" w:hAnsiTheme="minorEastAsia" w:hint="eastAsia"/>
                 <w:sz w:val="20"/>
                 <w:szCs w:val="20"/>
               </w:rPr>
@@ -950,6 +967,7 @@
             </w:r>
             <w:r>
               <w:rPr>
+                <w:rFonts w:asciiTheme="minorEastAsia" w:eastAsiaTheme="minorEastAsia" w:hAnsiTheme="minorEastAsia"/>
                 <w:sz w:val="20"/>
                 <w:szCs w:val="20"/>
               </w:rPr>
@@ -973,10 +991,13 @@
             <w:pPr>
               <w:pStyle w:val="s0"/>
               <w:jc w:val="center"/>
-            </w:pPr>
-            <w:r>
-              <w:rPr>
-                <w:rFonts w:ascii="맑은 고딕" w:eastAsia="맑은 고딕" w:cs="맑은 고딕" w:hint="eastAsia"/>
+              <w:rPr>
+                <w:rFonts w:asciiTheme="minorEastAsia" w:eastAsiaTheme="minorEastAsia" w:hAnsiTheme="minorEastAsia"/>
+              </w:rPr>
+            </w:pPr>
+            <w:r>
+              <w:rPr>
+                <w:rFonts w:asciiTheme="minorEastAsia" w:eastAsiaTheme="minorEastAsia" w:hAnsiTheme="minorEastAsia" w:cs="맑은 고딕" w:hint="eastAsia"/>
                 <w:spacing w:val="-10"/>
                 <w:sz w:val="20"/>
                 <w:szCs w:val="20"/>
@@ -985,7 +1006,7 @@
             </w:r>
             <w:r>
               <w:rPr>
-                <w:rFonts w:ascii="맑은 고딕" w:eastAsia="맑은 고딕" w:cs="맑은 고딕"/>
+                <w:rFonts w:asciiTheme="minorEastAsia" w:eastAsiaTheme="minorEastAsia" w:hAnsiTheme="minorEastAsia" w:cs="맑은 고딕"/>
                 <w:spacing w:val="-10"/>
                 <w:sz w:val="20"/>
                 <w:szCs w:val="20"/>
@@ -994,7 +1015,7 @@
             </w:r>
             <w:r>
               <w:rPr>
-                <w:rFonts w:ascii="맑은 고딕" w:eastAsia="맑은 고딕" w:cs="맑은 고딕" w:hint="eastAsia"/>
+                <w:rFonts w:asciiTheme="minorEastAsia" w:eastAsiaTheme="minorEastAsia" w:hAnsiTheme="minorEastAsia" w:cs="맑은 고딕" w:hint="eastAsia"/>
                 <w:spacing w:val="-10"/>
                 <w:sz w:val="20"/>
                 <w:szCs w:val="20"/>
@@ -1003,7 +1024,7 @@
             </w:r>
             <w:r>
               <w:rPr>
-                <w:rFonts w:ascii="맑은 고딕" w:eastAsia="맑은 고딕" w:cs="맑은 고딕"/>
+                <w:rFonts w:asciiTheme="minorEastAsia" w:eastAsiaTheme="minorEastAsia" w:hAnsiTheme="minorEastAsia" w:cs="맑은 고딕"/>
                 <w:spacing w:val="-10"/>
                 <w:sz w:val="20"/>
                 <w:szCs w:val="20"/>
@@ -1012,7 +1033,7 @@
             </w:r>
             <w:r>
               <w:rPr>
-                <w:rFonts w:ascii="맑은 고딕" w:eastAsia="맑은 고딕" w:cs="맑은 고딕" w:hint="eastAsia"/>
+                <w:rFonts w:asciiTheme="minorEastAsia" w:eastAsiaTheme="minorEastAsia" w:hAnsiTheme="minorEastAsia" w:cs="맑은 고딕" w:hint="eastAsia"/>
                 <w:spacing w:val="-10"/>
                 <w:sz w:val="20"/>
                 <w:szCs w:val="20"/>
@@ -1037,10 +1058,13 @@
             <w:pPr>
               <w:pStyle w:val="s0"/>
               <w:jc w:val="center"/>
-            </w:pPr>
-            <w:r>
-              <w:rPr>
-                <w:rFonts w:ascii="맑은 고딕" w:eastAsia="맑은 고딕" w:cs="맑은 고딕"/>
+              <w:rPr>
+                <w:rFonts w:asciiTheme="minorEastAsia" w:eastAsiaTheme="minorEastAsia" w:hAnsiTheme="minorEastAsia"/>
+              </w:rPr>
+            </w:pPr>
+            <w:r>
+              <w:rPr>
+                <w:rFonts w:asciiTheme="minorEastAsia" w:eastAsiaTheme="minorEastAsia" w:hAnsiTheme="minorEastAsia" w:cs="맑은 고딕"/>
                 <w:sz w:val="20"/>
                 <w:szCs w:val="20"/>
               </w:rPr>
@@ -1048,7 +1072,7 @@
             </w:r>
             <w:r>
               <w:rPr>
-                <w:rFonts w:ascii="맑은 고딕" w:eastAsia="맑은 고딕" w:cs="맑은 고딕" w:hint="eastAsia"/>
+                <w:rFonts w:asciiTheme="minorEastAsia" w:eastAsiaTheme="minorEastAsia" w:hAnsiTheme="minorEastAsia" w:cs="맑은 고딕" w:hint="eastAsia"/>
                 <w:sz w:val="20"/>
                 <w:szCs w:val="20"/>
               </w:rPr>
@@ -1056,7 +1080,7 @@
             </w:r>
             <w:r>
               <w:rPr>
-                <w:rFonts w:ascii="맑은 고딕" w:eastAsia="맑은 고딕" w:cs="맑은 고딕"/>
+                <w:rFonts w:asciiTheme="minorEastAsia" w:eastAsiaTheme="minorEastAsia" w:hAnsiTheme="minorEastAsia" w:cs="맑은 고딕"/>
                 <w:sz w:val="20"/>
                 <w:szCs w:val="20"/>
               </w:rPr>
@@ -1080,10 +1104,13 @@
             <w:pPr>
               <w:pStyle w:val="s0"/>
               <w:jc w:val="center"/>
-            </w:pPr>
-            <w:r>
-              <w:rPr>
-                <w:rFonts w:ascii="맑은 고딕" w:eastAsia="맑은 고딕" w:cs="맑은 고딕" w:hint="eastAsia"/>
+              <w:rPr>
+                <w:rFonts w:asciiTheme="minorEastAsia" w:eastAsiaTheme="minorEastAsia" w:hAnsiTheme="minorEastAsia"/>
+              </w:rPr>
+            </w:pPr>
+            <w:r>
+              <w:rPr>
+                <w:rFonts w:asciiTheme="minorEastAsia" w:eastAsiaTheme="minorEastAsia" w:hAnsiTheme="minorEastAsia" w:cs="맑은 고딕" w:hint="eastAsia"/>
                 <w:sz w:val="20"/>
                 <w:szCs w:val="20"/>
               </w:rPr>
@@ -1091,7 +1118,7 @@
             </w:r>
             <w:r>
               <w:rPr>
-                <w:rFonts w:ascii="맑은 고딕" w:eastAsia="맑은 고딕" w:cs="맑은 고딕"/>
+                <w:rFonts w:asciiTheme="minorEastAsia" w:eastAsiaTheme="minorEastAsia" w:hAnsiTheme="minorEastAsia" w:cs="맑은 고딕"/>
                 <w:sz w:val="20"/>
                 <w:szCs w:val="20"/>
               </w:rPr>
@@ -1099,7 +1126,7 @@
             </w:r>
             <w:r>
               <w:rPr>
-                <w:rFonts w:ascii="맑은 고딕" w:eastAsia="맑은 고딕" w:cs="맑은 고딕" w:hint="eastAsia"/>
+                <w:rFonts w:asciiTheme="minorEastAsia" w:eastAsiaTheme="minorEastAsia" w:hAnsiTheme="minorEastAsia" w:cs="맑은 고딕" w:hint="eastAsia"/>
                 <w:sz w:val="20"/>
                 <w:szCs w:val="20"/>
               </w:rPr>
@@ -1107,7 +1134,7 @@
             </w:r>
             <w:r>
               <w:rPr>
-                <w:rFonts w:ascii="맑은 고딕" w:eastAsia="맑은 고딕" w:cs="맑은 고딕"/>
+                <w:rFonts w:asciiTheme="minorEastAsia" w:eastAsiaTheme="minorEastAsia" w:hAnsiTheme="minorEastAsia" w:cs="맑은 고딕"/>
                 <w:sz w:val="20"/>
                 <w:szCs w:val="20"/>
               </w:rPr>
@@ -1115,7 +1142,7 @@
             </w:r>
             <w:r>
               <w:rPr>
-                <w:rFonts w:ascii="맑은 고딕" w:eastAsia="맑은 고딕" w:cs="맑은 고딕" w:hint="eastAsia"/>
+                <w:rFonts w:asciiTheme="minorEastAsia" w:eastAsiaTheme="minorEastAsia" w:hAnsiTheme="minorEastAsia" w:cs="맑은 고딕" w:hint="eastAsia"/>
                 <w:sz w:val="20"/>
                 <w:szCs w:val="20"/>
               </w:rPr>
@@ -1139,6 +1166,9 @@
             <w:pPr>
               <w:pStyle w:val="s0"/>
               <w:jc w:val="center"/>
+              <w:rPr>
+                <w:rFonts w:asciiTheme="minorEastAsia" w:eastAsiaTheme="minorEastAsia" w:hAnsiTheme="minorEastAsia"/>
+              </w:rPr>
             </w:pPr>
           </w:p>
         </w:tc>
@@ -1237,10 +1267,13 @@
             <w:pPr>
               <w:pStyle w:val="s0"/>
               <w:jc w:val="center"/>
-            </w:pPr>
-            <w:r>
-              <w:rPr>
-                <w:rFonts w:ascii="맑은 고딕" w:eastAsia="맑은 고딕" w:cs="맑은 고딕"/>
+              <w:rPr>
+                <w:rFonts w:asciiTheme="minorEastAsia" w:eastAsiaTheme="minorEastAsia" w:hAnsiTheme="minorEastAsia"/>
+              </w:rPr>
+            </w:pPr>
+            <w:r>
+              <w:rPr>
+                <w:rFonts w:asciiTheme="minorEastAsia" w:eastAsiaTheme="minorEastAsia" w:hAnsiTheme="minorEastAsia" w:cs="맑은 고딕"/>
                 <w:sz w:val="20"/>
                 <w:szCs w:val="20"/>
               </w:rPr>
@@ -1248,7 +1281,7 @@
             </w:r>
             <w:r>
               <w:rPr>
-                <w:rFonts w:ascii="맑은 고딕" w:eastAsia="맑은 고딕" w:cs="맑은 고딕" w:hint="eastAsia"/>
+                <w:rFonts w:asciiTheme="minorEastAsia" w:eastAsiaTheme="minorEastAsia" w:hAnsiTheme="minorEastAsia" w:cs="맑은 고딕" w:hint="eastAsia"/>
                 <w:sz w:val="20"/>
                 <w:szCs w:val="20"/>
               </w:rPr>
@@ -1256,7 +1289,7 @@
             </w:r>
             <w:r>
               <w:rPr>
-                <w:rFonts w:ascii="맑은 고딕" w:eastAsia="맑은 고딕" w:cs="맑은 고딕"/>
+                <w:rFonts w:asciiTheme="minorEastAsia" w:eastAsiaTheme="minorEastAsia" w:hAnsiTheme="minorEastAsia" w:cs="맑은 고딕"/>
                 <w:sz w:val="20"/>
                 <w:szCs w:val="20"/>
               </w:rPr>
@@ -1280,10 +1313,13 @@
             <w:pPr>
               <w:pStyle w:val="s0"/>
               <w:jc w:val="center"/>
-            </w:pPr>
-            <w:r>
-              <w:rPr>
-                <w:rFonts w:ascii="맑은 고딕" w:eastAsia="맑은 고딕" w:cs="맑은 고딕" w:hint="eastAsia"/>
+              <w:rPr>
+                <w:rFonts w:asciiTheme="minorEastAsia" w:eastAsiaTheme="minorEastAsia" w:hAnsiTheme="minorEastAsia"/>
+              </w:rPr>
+            </w:pPr>
+            <w:r>
+              <w:rPr>
+                <w:rFonts w:asciiTheme="minorEastAsia" w:eastAsiaTheme="minorEastAsia" w:hAnsiTheme="minorEastAsia" w:cs="맑은 고딕" w:hint="eastAsia"/>
                 <w:sz w:val="20"/>
                 <w:szCs w:val="20"/>
               </w:rPr>
@@ -1291,7 +1327,7 @@
             </w:r>
             <w:r>
               <w:rPr>
-                <w:rFonts w:ascii="맑은 고딕" w:eastAsia="맑은 고딕" w:cs="맑은 고딕"/>
+                <w:rFonts w:asciiTheme="minorEastAsia" w:eastAsiaTheme="minorEastAsia" w:hAnsiTheme="minorEastAsia" w:cs="맑은 고딕"/>
                 <w:sz w:val="20"/>
                 <w:szCs w:val="20"/>
               </w:rPr>
@@ -1299,7 +1335,7 @@
             </w:r>
             <w:r>
               <w:rPr>
-                <w:rFonts w:ascii="맑은 고딕" w:eastAsia="맑은 고딕" w:cs="맑은 고딕" w:hint="eastAsia"/>
+                <w:rFonts w:asciiTheme="minorEastAsia" w:eastAsiaTheme="minorEastAsia" w:hAnsiTheme="minorEastAsia" w:cs="맑은 고딕" w:hint="eastAsia"/>
                 <w:sz w:val="20"/>
                 <w:szCs w:val="20"/>
               </w:rPr>
@@ -1307,7 +1343,7 @@
             </w:r>
             <w:r>
               <w:rPr>
-                <w:rFonts w:ascii="맑은 고딕" w:eastAsia="맑은 고딕" w:cs="맑은 고딕"/>
+                <w:rFonts w:asciiTheme="minorEastAsia" w:eastAsiaTheme="minorEastAsia" w:hAnsiTheme="minorEastAsia" w:cs="맑은 고딕"/>
                 <w:sz w:val="20"/>
                 <w:szCs w:val="20"/>
               </w:rPr>
@@ -1315,7 +1351,7 @@
             </w:r>
             <w:r>
               <w:rPr>
-                <w:rFonts w:ascii="맑은 고딕" w:eastAsia="맑은 고딕" w:cs="맑은 고딕" w:hint="eastAsia"/>
+                <w:rFonts w:asciiTheme="minorEastAsia" w:eastAsiaTheme="minorEastAsia" w:hAnsiTheme="minorEastAsia" w:cs="맑은 고딕" w:hint="eastAsia"/>
                 <w:sz w:val="20"/>
                 <w:szCs w:val="20"/>
               </w:rPr>
@@ -1323,7 +1359,7 @@
             </w:r>
             <w:r>
               <w:rPr>
-                <w:rFonts w:ascii="맑은 고딕" w:eastAsia="맑은 고딕" w:cs="맑은 고딕"/>
+                <w:rFonts w:asciiTheme="minorEastAsia" w:eastAsiaTheme="minorEastAsia" w:hAnsiTheme="minorEastAsia" w:cs="맑은 고딕"/>
                 <w:sz w:val="20"/>
                 <w:szCs w:val="20"/>
               </w:rPr>
@@ -1331,7 +1367,7 @@
             </w:r>
             <w:r>
               <w:rPr>
-                <w:rFonts w:ascii="맑은 고딕" w:eastAsia="맑은 고딕" w:cs="맑은 고딕" w:hint="eastAsia"/>
+                <w:rFonts w:asciiTheme="minorEastAsia" w:eastAsiaTheme="minorEastAsia" w:hAnsiTheme="minorEastAsia" w:cs="맑은 고딕" w:hint="eastAsia"/>
                 <w:sz w:val="20"/>
                 <w:szCs w:val="20"/>
               </w:rPr>
@@ -1355,9 +1391,13 @@
             <w:pPr>
               <w:pStyle w:val="s0"/>
               <w:jc w:val="center"/>
-            </w:pPr>
-            <w:r>
-              <w:rPr>
+              <w:rPr>
+                <w:rFonts w:asciiTheme="minorEastAsia" w:eastAsiaTheme="minorEastAsia" w:hAnsiTheme="minorEastAsia"/>
+              </w:rPr>
+            </w:pPr>
+            <w:r>
+              <w:rPr>
+                <w:rFonts w:asciiTheme="minorEastAsia" w:eastAsiaTheme="minorEastAsia" w:hAnsiTheme="minorEastAsia"/>
                 <w:sz w:val="20"/>
                 <w:szCs w:val="20"/>
               </w:rPr>
@@ -1365,7 +1405,7 @@
             </w:r>
             <w:r>
               <w:rPr>
-                <w:rFonts w:hint="eastAsia"/>
+                <w:rFonts w:asciiTheme="minorEastAsia" w:eastAsiaTheme="minorEastAsia" w:hAnsiTheme="minorEastAsia" w:hint="eastAsia"/>
                 <w:sz w:val="20"/>
                 <w:szCs w:val="20"/>
               </w:rPr>
@@ -1373,6 +1413,7 @@
             </w:r>
             <w:r>
               <w:rPr>
+                <w:rFonts w:asciiTheme="minorEastAsia" w:eastAsiaTheme="minorEastAsia" w:hAnsiTheme="minorEastAsia"/>
                 <w:sz w:val="20"/>
                 <w:szCs w:val="20"/>
               </w:rPr>
@@ -1396,15 +1437,20 @@
             <w:pPr>
               <w:pStyle w:val="s0"/>
               <w:jc w:val="center"/>
-            </w:pPr>
-            <w:r>
-              <w:rPr>
-                <w:rFonts w:ascii="맑은 고딕" w:eastAsia="맑은 고딕" w:cs="맑은 고딕" w:hint="eastAsia"/>
+              <w:rPr>
+                <w:rFonts w:asciiTheme="minorEastAsia" w:eastAsiaTheme="minorEastAsia" w:hAnsiTheme="minorEastAsia"/>
+              </w:rPr>
+            </w:pPr>
+            <w:r>
+              <w:rPr>
+                <w:rFonts w:asciiTheme="minorEastAsia" w:eastAsiaTheme="minorEastAsia" w:hAnsiTheme="minorEastAsia" w:cs="맑은 고딕" w:hint="eastAsia"/>
                 <w:sz w:val="20"/>
                 <w:szCs w:val="20"/>
               </w:rPr>
               <w:t>완료예정일</w:t>
             </w:r>
+            <w:bookmarkStart w:id="0" w:name="_GoBack"/>
+            <w:bookmarkEnd w:id="0"/>
           </w:p>
         </w:tc>
         <w:tc>
@@ -1423,10 +1469,13 @@
             <w:pPr>
               <w:pStyle w:val="s0"/>
               <w:jc w:val="center"/>
-            </w:pPr>
-            <w:r>
-              <w:rPr>
-                <w:rFonts w:ascii="맑은 고딕" w:eastAsia="맑은 고딕" w:cs="맑은 고딕"/>
+              <w:rPr>
+                <w:rFonts w:asciiTheme="minorEastAsia" w:eastAsiaTheme="minorEastAsia" w:hAnsiTheme="minorEastAsia"/>
+              </w:rPr>
+            </w:pPr>
+            <w:r>
+              <w:rPr>
+                <w:rFonts w:asciiTheme="minorEastAsia" w:eastAsiaTheme="minorEastAsia" w:hAnsiTheme="minorEastAsia" w:cs="맑은 고딕"/>
                 <w:sz w:val="20"/>
                 <w:szCs w:val="20"/>
               </w:rPr>
@@ -1434,7 +1483,7 @@
             </w:r>
             <w:r>
               <w:rPr>
-                <w:rFonts w:ascii="맑은 고딕" w:eastAsia="맑은 고딕" w:cs="맑은 고딕" w:hint="eastAsia"/>
+                <w:rFonts w:asciiTheme="minorEastAsia" w:eastAsiaTheme="minorEastAsia" w:hAnsiTheme="minorEastAsia" w:cs="맑은 고딕" w:hint="eastAsia"/>
                 <w:sz w:val="20"/>
                 <w:szCs w:val="20"/>
               </w:rPr>
@@ -1442,7 +1491,7 @@
             </w:r>
             <w:r>
               <w:rPr>
-                <w:rFonts w:ascii="맑은 고딕" w:eastAsia="맑은 고딕" w:cs="맑은 고딕"/>
+                <w:rFonts w:asciiTheme="minorEastAsia" w:eastAsiaTheme="minorEastAsia" w:hAnsiTheme="minorEastAsia" w:cs="맑은 고딕"/>
                 <w:sz w:val="20"/>
                 <w:szCs w:val="20"/>
               </w:rPr>
@@ -1497,10 +1546,13 @@
             <w:pPr>
               <w:pStyle w:val="s0"/>
               <w:jc w:val="center"/>
-            </w:pPr>
-            <w:r>
-              <w:rPr>
-                <w:rFonts w:ascii="맑은 고딕" w:eastAsia="맑은 고딕" w:cs="맑은 고딕" w:hint="eastAsia"/>
+              <w:rPr>
+                <w:rFonts w:asciiTheme="minorEastAsia" w:eastAsiaTheme="minorEastAsia" w:hAnsiTheme="minorEastAsia"/>
+              </w:rPr>
+            </w:pPr>
+            <w:r>
+              <w:rPr>
+                <w:rFonts w:asciiTheme="minorEastAsia" w:eastAsiaTheme="minorEastAsia" w:hAnsiTheme="minorEastAsia" w:cs="맑은 고딕" w:hint="eastAsia"/>
                 <w:sz w:val="20"/>
                 <w:szCs w:val="20"/>
               </w:rPr>
@@ -1524,10 +1576,13 @@
             <w:pPr>
               <w:pStyle w:val="s0"/>
               <w:jc w:val="center"/>
-            </w:pPr>
-            <w:r>
-              <w:rPr>
-                <w:rFonts w:ascii="맑은 고딕" w:eastAsia="맑은 고딕" w:cs="맑은 고딕" w:hint="eastAsia"/>
+              <w:rPr>
+                <w:rFonts w:asciiTheme="minorEastAsia" w:eastAsiaTheme="minorEastAsia" w:hAnsiTheme="minorEastAsia"/>
+              </w:rPr>
+            </w:pPr>
+            <w:r>
+              <w:rPr>
+                <w:rFonts w:asciiTheme="minorEastAsia" w:eastAsiaTheme="minorEastAsia" w:hAnsiTheme="minorEastAsia" w:cs="맑은 고딕" w:hint="eastAsia"/>
                 <w:sz w:val="20"/>
                 <w:szCs w:val="20"/>
               </w:rPr>
@@ -1535,7 +1590,7 @@
             </w:r>
             <w:r>
               <w:rPr>
-                <w:rFonts w:ascii="맑은 고딕" w:eastAsia="맑은 고딕" w:cs="맑은 고딕"/>
+                <w:rFonts w:asciiTheme="minorEastAsia" w:eastAsiaTheme="minorEastAsia" w:hAnsiTheme="minorEastAsia" w:cs="맑은 고딕"/>
                 <w:sz w:val="20"/>
                 <w:szCs w:val="20"/>
               </w:rPr>
@@ -1543,7 +1598,7 @@
             </w:r>
             <w:r>
               <w:rPr>
-                <w:rFonts w:ascii="맑은 고딕" w:eastAsia="맑은 고딕" w:cs="맑은 고딕" w:hint="eastAsia"/>
+                <w:rFonts w:asciiTheme="minorEastAsia" w:eastAsiaTheme="minorEastAsia" w:hAnsiTheme="minorEastAsia" w:cs="맑은 고딕" w:hint="eastAsia"/>
                 <w:sz w:val="20"/>
                 <w:szCs w:val="20"/>
               </w:rPr>
@@ -1567,10 +1622,13 @@
             <w:pPr>
               <w:pStyle w:val="s0"/>
               <w:jc w:val="center"/>
-            </w:pPr>
-            <w:r>
-              <w:rPr>
-                <w:rFonts w:ascii="맑은 고딕" w:eastAsia="맑은 고딕" w:cs="맑은 고딕"/>
+              <w:rPr>
+                <w:rFonts w:asciiTheme="minorEastAsia" w:eastAsiaTheme="minorEastAsia" w:hAnsiTheme="minorEastAsia"/>
+              </w:rPr>
+            </w:pPr>
+            <w:r>
+              <w:rPr>
+                <w:rFonts w:asciiTheme="minorEastAsia" w:eastAsiaTheme="minorEastAsia" w:hAnsiTheme="minorEastAsia" w:cs="맑은 고딕"/>
                 <w:sz w:val="20"/>
                 <w:szCs w:val="20"/>
               </w:rPr>
@@ -1594,10 +1652,13 @@
             <w:pPr>
               <w:pStyle w:val="s0"/>
               <w:jc w:val="center"/>
-            </w:pPr>
-            <w:r>
-              <w:rPr>
-                <w:rFonts w:ascii="맑은 고딕" w:eastAsia="맑은 고딕" w:cs="맑은 고딕" w:hint="eastAsia"/>
+              <w:rPr>
+                <w:rFonts w:asciiTheme="minorEastAsia" w:eastAsiaTheme="minorEastAsia" w:hAnsiTheme="minorEastAsia"/>
+              </w:rPr>
+            </w:pPr>
+            <w:r>
+              <w:rPr>
+                <w:rFonts w:asciiTheme="minorEastAsia" w:eastAsiaTheme="minorEastAsia" w:hAnsiTheme="minorEastAsia" w:cs="맑은 고딕" w:hint="eastAsia"/>
                 <w:sz w:val="20"/>
                 <w:szCs w:val="20"/>
               </w:rPr>
@@ -1621,10 +1682,13 @@
             <w:pPr>
               <w:pStyle w:val="s0"/>
               <w:jc w:val="center"/>
-            </w:pPr>
-            <w:r>
-              <w:rPr>
-                <w:rFonts w:ascii="맑은 고딕" w:eastAsia="맑은 고딕" w:cs="맑은 고딕"/>
+              <w:rPr>
+                <w:rFonts w:asciiTheme="minorEastAsia" w:eastAsiaTheme="minorEastAsia" w:hAnsiTheme="minorEastAsia"/>
+              </w:rPr>
+            </w:pPr>
+            <w:r>
+              <w:rPr>
+                <w:rFonts w:asciiTheme="minorEastAsia" w:eastAsiaTheme="minorEastAsia" w:hAnsiTheme="minorEastAsia" w:cs="맑은 고딕"/>
                 <w:sz w:val="20"/>
                 <w:szCs w:val="20"/>
               </w:rPr>
@@ -1632,7 +1696,7 @@
             </w:r>
             <w:r>
               <w:rPr>
-                <w:rFonts w:ascii="맑은 고딕" w:eastAsia="맑은 고딕" w:cs="맑은 고딕" w:hint="eastAsia"/>
+                <w:rFonts w:asciiTheme="minorEastAsia" w:eastAsiaTheme="minorEastAsia" w:hAnsiTheme="minorEastAsia" w:cs="맑은 고딕" w:hint="eastAsia"/>
                 <w:sz w:val="20"/>
                 <w:szCs w:val="20"/>
               </w:rPr>
@@ -1640,7 +1704,7 @@
             </w:r>
             <w:r>
               <w:rPr>
-                <w:rFonts w:ascii="맑은 고딕" w:eastAsia="맑은 고딕" w:cs="맑은 고딕"/>
+                <w:rFonts w:asciiTheme="minorEastAsia" w:eastAsiaTheme="minorEastAsia" w:hAnsiTheme="minorEastAsia" w:cs="맑은 고딕"/>
                 <w:sz w:val="20"/>
                 <w:szCs w:val="20"/>
               </w:rPr>
@@ -3918,13 +3982,7 @@
         </w:tc>
       </w:tr>
     </w:tbl>
-    <w:p>
-      <w:pPr>
-        <w:rPr>
-          <w:rFonts w:hint="eastAsia"/>
-        </w:rPr>
-      </w:pPr>
-    </w:p>
+    <w:p/>
     <w:sectPr>
       <w:pgSz w:w="11906" w:h="16838"/>
       <w:pgMar w:top="1440" w:right="1080" w:bottom="1440" w:left="1080" w:header="0" w:footer="850" w:gutter="0"/>
@@ -3937,7 +3995,7 @@
 </file>
 
 <file path=word/styles.xml><?xml version="1.0" encoding="utf-8"?>
-<w:styles xmlns:mc="http://schemas.openxmlformats.org/markup-compatibility/2006" xmlns:r="http://schemas.openxmlformats.org/officeDocument/2006/relationships" xmlns:w="http://schemas.openxmlformats.org/wordprocessingml/2006/main" xmlns:w14="http://schemas.microsoft.com/office/word/2010/wordml" xmlns:w15="http://schemas.microsoft.com/office/word/2012/wordml" xmlns:w16cex="http://schemas.microsoft.com/office/word/2018/wordml/cex" xmlns:w16cid="http://schemas.microsoft.com/office/word/2016/wordml/cid" xmlns:w16="http://schemas.microsoft.com/office/word/2018/wordml" xmlns:w16du="http://schemas.microsoft.com/office/word/2023/wordml/word16du" xmlns:w16sdtdh="http://schemas.microsoft.com/office/word/2020/wordml/sdtdatahash" xmlns:w16sdtfl="http://schemas.microsoft.com/office/word/2024/wordml/sdtformatlock" xmlns:w16se="http://schemas.microsoft.com/office/word/2015/wordml/symex" mc:Ignorable="w14 w15 w16se w16cid w16 w16cex w16sdtdh w16sdtfl w16du">
+<w:styles xmlns:mc="http://schemas.openxmlformats.org/markup-compatibility/2006" xmlns:r="http://schemas.openxmlformats.org/officeDocument/2006/relationships" xmlns:w="http://schemas.openxmlformats.org/wordprocessingml/2006/main" xmlns:w14="http://schemas.microsoft.com/office/word/2010/wordml" xmlns:w15="http://schemas.microsoft.com/office/word/2012/wordml" xmlns:w16se="http://schemas.microsoft.com/office/word/2015/wordml/symex" mc:Ignorable="w14 w15 w16se">
   <w:docDefaults>
     <w:rPrDefault>
       <w:rPr>
@@ -3955,7 +4013,7 @@
       </w:pPr>
     </w:pPrDefault>
   </w:docDefaults>
-  <w:latentStyles w:defLockedState="0" w:defUIPriority="99" w:defSemiHidden="0" w:defUnhideWhenUsed="0" w:defQFormat="0" w:count="376">
+  <w:latentStyles w:defLockedState="0" w:defUIPriority="99" w:defSemiHidden="0" w:defUnhideWhenUsed="0" w:defQFormat="0" w:count="371">
     <w:lsdException w:name="Normal" w:uiPriority="0" w:qFormat="1"/>
     <w:lsdException w:name="heading 1" w:uiPriority="9" w:qFormat="1"/>
     <w:lsdException w:name="heading 2" w:semiHidden="1" w:uiPriority="9" w:unhideWhenUsed="1" w:qFormat="1"/>
@@ -4327,11 +4385,6 @@
     <w:lsdException w:name="List Table 5 Dark Accent 6" w:uiPriority="50"/>
     <w:lsdException w:name="List Table 6 Colorful Accent 6" w:uiPriority="51"/>
     <w:lsdException w:name="List Table 7 Colorful Accent 6" w:uiPriority="52"/>
-    <w:lsdException w:name="Mention" w:semiHidden="1" w:unhideWhenUsed="1"/>
-    <w:lsdException w:name="Smart Hyperlink" w:semiHidden="1" w:unhideWhenUsed="1"/>
-    <w:lsdException w:name="Hashtag" w:semiHidden="1" w:unhideWhenUsed="1"/>
-    <w:lsdException w:name="Unresolved Mention" w:semiHidden="1" w:unhideWhenUsed="1"/>
-    <w:lsdException w:name="Smart Link" w:semiHidden="1" w:unhideWhenUsed="1"/>
   </w:latentStyles>
   <w:style w:type="paragraph" w:default="1" w:styleId="a">
     <w:name w:val="Normal"/>
